--- a/Mini-projet - Web design (Mars 2026).docx
+++ b/Mini-projet - Web design (Mars 2026).docx
@@ -1,6 +1,6 @@
 
 <file path=word/document.xml><?xml version="1.0" encoding="utf-8"?>
-<w:document xmlns:wpc="http://schemas.microsoft.com/office/word/2010/wordprocessingCanvas" xmlns:cx="http://schemas.microsoft.com/office/drawing/2014/chartex" xmlns:cx1="http://schemas.microsoft.com/office/drawing/2015/9/8/chartex" xmlns:cx2="http://schemas.microsoft.com/office/drawing/2015/10/21/chartex" xmlns:cx3="http://schemas.microsoft.com/office/drawing/2016/5/9/chartex" xmlns:cx4="http://schemas.microsoft.com/office/drawing/2016/5/10/chartex" xmlns:cx5="http://schemas.microsoft.com/office/drawing/2016/5/11/chartex" xmlns:cx6="http://schemas.microsoft.com/office/drawing/2016/5/12/chartex" xmlns:cx7="http://schemas.microsoft.com/office/drawing/2016/5/13/chartex" xmlns:cx8="http://schemas.microsoft.com/office/drawing/2016/5/14/chartex" xmlns:mc="http://schemas.openxmlformats.org/markup-compatibility/2006" xmlns:aink="http://schemas.microsoft.com/office/drawing/2016/ink" xmlns:am3d="http://schemas.microsoft.com/office/drawing/2017/model3d" xmlns:o="urn:schemas-microsoft-com:office:office" xmlns:oel="http://schemas.microsoft.com/office/2019/extlst" xmlns:r="http://schemas.openxmlformats.org/officeDocument/2006/relationships" xmlns:m="http://schemas.openxmlformats.org/officeDocument/2006/math" xmlns:v="urn:schemas-microsoft-com:vml" xmlns:wp14="http://schemas.microsoft.com/office/word/2010/wordprocessingDrawing" xmlns:wp="http://schemas.openxmlformats.org/drawingml/2006/wordprocessingDrawing" xmlns:w10="urn:schemas-microsoft-com:office:word" xmlns:w="http://schemas.openxmlformats.org/wordprocessingml/2006/main" xmlns:w14="http://schemas.microsoft.com/office/word/2010/wordml" xmlns:w15="http://schemas.microsoft.com/office/word/2012/wordml" xmlns:w16cex="http://schemas.microsoft.com/office/word/2018/wordml/cex" xmlns:w16cid="http://schemas.microsoft.com/office/word/2016/wordml/cid" xmlns:w16="http://schemas.microsoft.com/office/word/2018/wordml" xmlns:w16du="http://schemas.microsoft.com/office/word/2023/wordml/word16du" xmlns:w16sdtdh="http://schemas.microsoft.com/office/word/2020/wordml/sdtdatahash" xmlns:w16sdtfl="http://schemas.microsoft.com/office/word/2024/wordml/sdtformatlock" xmlns:w16se="http://schemas.microsoft.com/office/word/2015/wordml/symex" xmlns:wpg="http://schemas.microsoft.com/office/word/2010/wordprocessingGroup" xmlns:wpi="http://schemas.microsoft.com/office/word/2010/wordprocessingInk" xmlns:wne="http://schemas.microsoft.com/office/word/2006/wordml" xmlns:wps="http://schemas.microsoft.com/office/word/2010/wordprocessingShape" mc:Ignorable="w14 w15 w16se w16cid w16 w16cex w16sdtdh w16sdtfl w16du wp14">
+<w:document xmlns:wpc="http://schemas.microsoft.com/office/word/2010/wordprocessingCanvas" xmlns:cx="http://schemas.microsoft.com/office/drawing/2014/chartex" xmlns:cx1="http://schemas.microsoft.com/office/drawing/2015/9/8/chartex" xmlns:cx2="http://schemas.microsoft.com/office/drawing/2015/10/21/chartex" xmlns:cx3="http://schemas.microsoft.com/office/drawing/2016/5/9/chartex" xmlns:cx4="http://schemas.microsoft.com/office/drawing/2016/5/10/chartex" xmlns:cx5="http://schemas.microsoft.com/office/drawing/2016/5/11/chartex" xmlns:cx6="http://schemas.microsoft.com/office/drawing/2016/5/12/chartex" xmlns:cx7="http://schemas.microsoft.com/office/drawing/2016/5/13/chartex" xmlns:cx8="http://schemas.microsoft.com/office/drawing/2016/5/14/chartex" xmlns:mc="http://schemas.openxmlformats.org/markup-compatibility/2006" xmlns:aink="http://schemas.microsoft.com/office/drawing/2016/ink" xmlns:am3d="http://schemas.microsoft.com/office/drawing/2017/model3d" xmlns:o="urn:schemas-microsoft-com:office:office" xmlns:r="http://schemas.openxmlformats.org/officeDocument/2006/relationships" xmlns:m="http://schemas.openxmlformats.org/officeDocument/2006/math" xmlns:v="urn:schemas-microsoft-com:vml" xmlns:wp14="http://schemas.microsoft.com/office/word/2010/wordprocessingDrawing" xmlns:wp="http://schemas.openxmlformats.org/drawingml/2006/wordprocessingDrawing" xmlns:w10="urn:schemas-microsoft-com:office:word" xmlns:w="http://schemas.openxmlformats.org/wordprocessingml/2006/main" xmlns:w14="http://schemas.microsoft.com/office/word/2010/wordml" xmlns:w15="http://schemas.microsoft.com/office/word/2012/wordml" xmlns:w16cex="http://schemas.microsoft.com/office/word/2018/wordml/cex" xmlns:w16cid="http://schemas.microsoft.com/office/word/2016/wordml/cid" xmlns:w16="http://schemas.microsoft.com/office/word/2018/wordml" xmlns:w16sdtdh="http://schemas.microsoft.com/office/word/2020/wordml/sdtdatahash" xmlns:w16se="http://schemas.microsoft.com/office/word/2015/wordml/symex" xmlns:wpg="http://schemas.microsoft.com/office/word/2010/wordprocessingGroup" xmlns:wpi="http://schemas.microsoft.com/office/word/2010/wordprocessingInk" xmlns:wne="http://schemas.microsoft.com/office/word/2006/wordml" xmlns:wps="http://schemas.microsoft.com/office/word/2010/wordprocessingShape" mc:Ignorable="w14 w15 w16se w16cid w16 w16cex w16sdtdh wp14">
   <w:body>
     <w:p>
       <w:pPr>
@@ -22,10 +22,7 @@
     <w:p/>
     <w:p>
       <w:r>
-        <w:t>Document technique</w:t>
-      </w:r>
-      <w:r>
-        <w:t xml:space="preserve"> : </w:t>
+        <w:t xml:space="preserve">Document technique : </w:t>
       </w:r>
     </w:p>
     <w:p>
@@ -36,23 +33,13 @@
           <w:u w:val="single"/>
         </w:rPr>
       </w:pPr>
-      <w:proofErr w:type="spellStart"/>
       <w:r>
         <w:rPr>
           <w:b/>
           <w:bCs/>
           <w:u w:val="single"/>
         </w:rPr>
-        <w:t>Num</w:t>
-      </w:r>
-      <w:proofErr w:type="spellEnd"/>
-      <w:r>
-        <w:rPr>
-          <w:b/>
-          <w:bCs/>
-          <w:u w:val="single"/>
-        </w:rPr>
-        <w:t xml:space="preserve"> ETU</w:t>
+        <w:t>Num ETU</w:t>
       </w:r>
       <w:r>
         <w:rPr>
@@ -80,15 +67,7 @@
         </w:numPr>
       </w:pPr>
       <w:r>
-        <w:t xml:space="preserve">ETU003107 ARIVELO </w:t>
-      </w:r>
-      <w:proofErr w:type="spellStart"/>
-      <w:r>
-        <w:t>Aro</w:t>
-      </w:r>
-      <w:proofErr w:type="spellEnd"/>
-      <w:r>
-        <w:t xml:space="preserve"> Kennedy  </w:t>
+        <w:t xml:space="preserve">ETU003107 ARIVELO Aro Kennedy  </w:t>
       </w:r>
     </w:p>
     <w:p>
@@ -137,7 +116,19 @@
           <w:rPr>
             <w:rStyle w:val="Lienhypertexte"/>
           </w:rPr>
-          <w:t>https://github.com/Kennedy893/projet-iran-news</w:t>
+          <w:t>https://github.com/Kennedy893/projet</w:t>
+        </w:r>
+        <w:r>
+          <w:rPr>
+            <w:rStyle w:val="Lienhypertexte"/>
+          </w:rPr>
+          <w:t>-</w:t>
+        </w:r>
+        <w:r>
+          <w:rPr>
+            <w:rStyle w:val="Lienhypertexte"/>
+          </w:rPr>
+          <w:t>iran-news</w:t>
         </w:r>
       </w:hyperlink>
     </w:p>
@@ -215,28 +206,173 @@
     <w:p/>
     <w:p>
       <w:r>
-        <w:t>BO avec user/</w:t>
-      </w:r>
+        <w:t xml:space="preserve">BO avec user/pass par </w:t>
+      </w:r>
+      <w:r>
+        <w:t>défaut</w:t>
+      </w:r>
+      <w:r>
+        <w:t xml:space="preserve"> sur le login </w:t>
+      </w:r>
+      <w:r>
+        <w:t>:</w:t>
+      </w:r>
+    </w:p>
+    <w:p>
+      <w:r>
+        <w:rPr>
+          <w:noProof/>
+        </w:rPr>
+        <w:lastRenderedPageBreak/>
+        <w:drawing>
+          <wp:inline distT="0" distB="0" distL="0" distR="0" wp14:anchorId="51A9C20F" wp14:editId="3C940CF8">
+            <wp:extent cx="5274310" cy="2502535"/>
+            <wp:effectExtent l="0" t="0" r="2540" b="0"/>
+            <wp:docPr id="1" name="Image 1"/>
+            <wp:cNvGraphicFramePr>
+              <a:graphicFrameLocks xmlns:a="http://schemas.openxmlformats.org/drawingml/2006/main" noChangeAspect="1"/>
+            </wp:cNvGraphicFramePr>
+            <a:graphic xmlns:a="http://schemas.openxmlformats.org/drawingml/2006/main">
+              <a:graphicData uri="http://schemas.openxmlformats.org/drawingml/2006/picture">
+                <pic:pic xmlns:pic="http://schemas.openxmlformats.org/drawingml/2006/picture">
+                  <pic:nvPicPr>
+                    <pic:cNvPr id="1" name="Image 1"/>
+                    <pic:cNvPicPr/>
+                  </pic:nvPicPr>
+                  <pic:blipFill>
+                    <a:blip r:embed="rId7" cstate="print">
+                      <a:extLst>
+                        <a:ext uri="{28A0092B-C50C-407E-A947-70E740481C1C}">
+                          <a14:useLocalDpi xmlns:a14="http://schemas.microsoft.com/office/drawing/2010/main" val="0"/>
+                        </a:ext>
+                      </a:extLst>
+                    </a:blip>
+                    <a:stretch>
+                      <a:fillRect/>
+                    </a:stretch>
+                  </pic:blipFill>
+                  <pic:spPr>
+                    <a:xfrm>
+                      <a:off x="0" y="0"/>
+                      <a:ext cx="5274310" cy="2502535"/>
+                    </a:xfrm>
+                    <a:prstGeom prst="rect">
+                      <a:avLst/>
+                    </a:prstGeom>
+                  </pic:spPr>
+                </pic:pic>
+              </a:graphicData>
+            </a:graphic>
+          </wp:inline>
+        </w:drawing>
+      </w:r>
+    </w:p>
+    <w:p/>
+    <w:p>
+      <w:pPr>
+        <w:rPr>
+          <w:lang w:val="en-US"/>
+        </w:rPr>
+      </w:pPr>
       <w:proofErr w:type="spellStart"/>
       <w:r>
-        <w:t>pass</w:t>
+        <w:rPr>
+          <w:lang w:val="en-US"/>
+        </w:rPr>
+        <w:t>Apres</w:t>
       </w:r>
       <w:proofErr w:type="spellEnd"/>
       <w:r>
-        <w:t xml:space="preserve"> par </w:t>
-      </w:r>
-      <w:r>
-        <w:t>défaut</w:t>
-      </w:r>
-      <w:r>
-        <w:t xml:space="preserve"> sur le login </w:t>
-      </w:r>
-      <w:r>
-        <w:t>:</w:t>
-      </w:r>
-    </w:p>
-    <w:p/>
-    <w:p/>
+        <w:rPr>
+          <w:lang w:val="en-US"/>
+        </w:rPr>
+        <w:t xml:space="preserve"> la </w:t>
+      </w:r>
+      <w:proofErr w:type="spellStart"/>
+      <w:r>
+        <w:rPr>
+          <w:lang w:val="en-US"/>
+        </w:rPr>
+        <w:t>connexion</w:t>
+      </w:r>
+      <w:proofErr w:type="spellEnd"/>
+      <w:r>
+        <w:rPr>
+          <w:lang w:val="en-US"/>
+        </w:rPr>
+        <w:t xml:space="preserve">, de nouveaux liens </w:t>
+      </w:r>
+      <w:proofErr w:type="spellStart"/>
+      <w:proofErr w:type="gramStart"/>
+      <w:r>
+        <w:rPr>
+          <w:lang w:val="en-US"/>
+        </w:rPr>
+        <w:t>apparaissent</w:t>
+      </w:r>
+      <w:proofErr w:type="spellEnd"/>
+      <w:r>
+        <w:rPr>
+          <w:lang w:val="en-US"/>
+        </w:rPr>
+        <w:t xml:space="preserve"> :</w:t>
+      </w:r>
+      <w:proofErr w:type="gramEnd"/>
+    </w:p>
+    <w:p>
+      <w:pPr>
+        <w:rPr>
+          <w:lang w:val="en-US"/>
+        </w:rPr>
+      </w:pPr>
+      <w:r>
+        <w:rPr>
+          <w:noProof/>
+          <w:lang w:val="en-US"/>
+        </w:rPr>
+        <w:drawing>
+          <wp:inline distT="0" distB="0" distL="0" distR="0" wp14:anchorId="3924D02F" wp14:editId="350707F8">
+            <wp:extent cx="5274310" cy="260985"/>
+            <wp:effectExtent l="0" t="0" r="2540" b="5715"/>
+            <wp:docPr id="10" name="Image 10"/>
+            <wp:cNvGraphicFramePr>
+              <a:graphicFrameLocks xmlns:a="http://schemas.openxmlformats.org/drawingml/2006/main" noChangeAspect="1"/>
+            </wp:cNvGraphicFramePr>
+            <a:graphic xmlns:a="http://schemas.openxmlformats.org/drawingml/2006/main">
+              <a:graphicData uri="http://schemas.openxmlformats.org/drawingml/2006/picture">
+                <pic:pic xmlns:pic="http://schemas.openxmlformats.org/drawingml/2006/picture">
+                  <pic:nvPicPr>
+                    <pic:cNvPr id="10" name="Image 10"/>
+                    <pic:cNvPicPr/>
+                  </pic:nvPicPr>
+                  <pic:blipFill>
+                    <a:blip r:embed="rId8" cstate="print">
+                      <a:extLst>
+                        <a:ext uri="{28A0092B-C50C-407E-A947-70E740481C1C}">
+                          <a14:useLocalDpi xmlns:a14="http://schemas.microsoft.com/office/drawing/2010/main" val="0"/>
+                        </a:ext>
+                      </a:extLst>
+                    </a:blip>
+                    <a:stretch>
+                      <a:fillRect/>
+                    </a:stretch>
+                  </pic:blipFill>
+                  <pic:spPr>
+                    <a:xfrm>
+                      <a:off x="0" y="0"/>
+                      <a:ext cx="5274310" cy="260985"/>
+                    </a:xfrm>
+                    <a:prstGeom prst="rect">
+                      <a:avLst/>
+                    </a:prstGeom>
+                  </pic:spPr>
+                </pic:pic>
+              </a:graphicData>
+            </a:graphic>
+          </wp:inline>
+        </w:drawing>
+      </w:r>
+    </w:p>
     <w:p/>
     <w:p>
       <w:pPr>
@@ -267,7 +403,6 @@
           <w:sz w:val="40"/>
           <w:szCs w:val="40"/>
         </w:rPr>
-        <w:lastRenderedPageBreak/>
         <w:t xml:space="preserve">Workflow : </w:t>
       </w:r>
     </w:p>
@@ -296,11 +431,71 @@
         </w:numPr>
       </w:pPr>
       <w:r>
-        <w:t xml:space="preserve">CRUD </w:t>
-      </w:r>
-      <w:r>
-        <w:t>catégorie</w:t>
-      </w:r>
+        <w:rPr>
+          <w:lang w:val="en-US"/>
+        </w:rPr>
+        <w:t>Dashboard</w:t>
+      </w:r>
+    </w:p>
+    <w:p>
+      <w:pPr>
+        <w:pStyle w:val="Paragraphedeliste"/>
+        <w:rPr>
+          <w:lang w:val="en-US"/>
+        </w:rPr>
+      </w:pPr>
+      <w:r>
+        <w:rPr>
+          <w:noProof/>
+          <w:lang w:val="en-US"/>
+        </w:rPr>
+        <w:drawing>
+          <wp:inline distT="0" distB="0" distL="0" distR="0" wp14:anchorId="66911E2B" wp14:editId="71A25057">
+            <wp:extent cx="5274310" cy="2532380"/>
+            <wp:effectExtent l="0" t="0" r="2540" b="1270"/>
+            <wp:docPr id="2" name="Image 2"/>
+            <wp:cNvGraphicFramePr>
+              <a:graphicFrameLocks xmlns:a="http://schemas.openxmlformats.org/drawingml/2006/main" noChangeAspect="1"/>
+            </wp:cNvGraphicFramePr>
+            <a:graphic xmlns:a="http://schemas.openxmlformats.org/drawingml/2006/main">
+              <a:graphicData uri="http://schemas.openxmlformats.org/drawingml/2006/picture">
+                <pic:pic xmlns:pic="http://schemas.openxmlformats.org/drawingml/2006/picture">
+                  <pic:nvPicPr>
+                    <pic:cNvPr id="2" name="Image 2"/>
+                    <pic:cNvPicPr/>
+                  </pic:nvPicPr>
+                  <pic:blipFill>
+                    <a:blip r:embed="rId9" cstate="print">
+                      <a:extLst>
+                        <a:ext uri="{28A0092B-C50C-407E-A947-70E740481C1C}">
+                          <a14:useLocalDpi xmlns:a14="http://schemas.microsoft.com/office/drawing/2010/main" val="0"/>
+                        </a:ext>
+                      </a:extLst>
+                    </a:blip>
+                    <a:stretch>
+                      <a:fillRect/>
+                    </a:stretch>
+                  </pic:blipFill>
+                  <pic:spPr>
+                    <a:xfrm>
+                      <a:off x="0" y="0"/>
+                      <a:ext cx="5274310" cy="2532380"/>
+                    </a:xfrm>
+                    <a:prstGeom prst="rect">
+                      <a:avLst/>
+                    </a:prstGeom>
+                  </pic:spPr>
+                </pic:pic>
+              </a:graphicData>
+            </a:graphic>
+          </wp:inline>
+        </w:drawing>
+      </w:r>
+    </w:p>
+    <w:p>
+      <w:pPr>
+        <w:pStyle w:val="Paragraphedeliste"/>
+      </w:pPr>
     </w:p>
     <w:p>
       <w:pPr>
@@ -314,31 +509,121 @@
         <w:t xml:space="preserve">CRUD </w:t>
       </w:r>
       <w:r>
-        <w:t>article</w:t>
-      </w:r>
-    </w:p>
-    <w:p>
-      <w:pPr>
-        <w:ind w:firstLine="720"/>
-        <w:rPr>
-          <w:sz w:val="40"/>
-          <w:szCs w:val="40"/>
-        </w:rPr>
-      </w:pPr>
-      <w:r>
-        <w:rPr>
-          <w:sz w:val="40"/>
-          <w:szCs w:val="40"/>
-        </w:rPr>
-        <w:t>FrontOffice</w:t>
-      </w:r>
-      <w:r>
-        <w:rPr>
-          <w:sz w:val="40"/>
-          <w:szCs w:val="40"/>
-        </w:rPr>
-        <w:t xml:space="preserve"> : </w:t>
-      </w:r>
+        <w:t>catégorie</w:t>
+      </w:r>
+    </w:p>
+    <w:p>
+      <w:pPr>
+        <w:pStyle w:val="Paragraphedeliste"/>
+      </w:pPr>
+      <w:r>
+        <w:rPr>
+          <w:noProof/>
+        </w:rPr>
+        <w:lastRenderedPageBreak/>
+        <w:drawing>
+          <wp:inline distT="0" distB="0" distL="0" distR="0" wp14:anchorId="165D76AD" wp14:editId="6EDE4668">
+            <wp:extent cx="5274310" cy="2510790"/>
+            <wp:effectExtent l="0" t="0" r="2540" b="3810"/>
+            <wp:docPr id="3" name="Image 3"/>
+            <wp:cNvGraphicFramePr>
+              <a:graphicFrameLocks xmlns:a="http://schemas.openxmlformats.org/drawingml/2006/main" noChangeAspect="1"/>
+            </wp:cNvGraphicFramePr>
+            <a:graphic xmlns:a="http://schemas.openxmlformats.org/drawingml/2006/main">
+              <a:graphicData uri="http://schemas.openxmlformats.org/drawingml/2006/picture">
+                <pic:pic xmlns:pic="http://schemas.openxmlformats.org/drawingml/2006/picture">
+                  <pic:nvPicPr>
+                    <pic:cNvPr id="3" name="Image 3"/>
+                    <pic:cNvPicPr/>
+                  </pic:nvPicPr>
+                  <pic:blipFill>
+                    <a:blip r:embed="rId10" cstate="print">
+                      <a:extLst>
+                        <a:ext uri="{28A0092B-C50C-407E-A947-70E740481C1C}">
+                          <a14:useLocalDpi xmlns:a14="http://schemas.microsoft.com/office/drawing/2010/main" val="0"/>
+                        </a:ext>
+                      </a:extLst>
+                    </a:blip>
+                    <a:stretch>
+                      <a:fillRect/>
+                    </a:stretch>
+                  </pic:blipFill>
+                  <pic:spPr>
+                    <a:xfrm>
+                      <a:off x="0" y="0"/>
+                      <a:ext cx="5274310" cy="2510790"/>
+                    </a:xfrm>
+                    <a:prstGeom prst="rect">
+                      <a:avLst/>
+                    </a:prstGeom>
+                  </pic:spPr>
+                </pic:pic>
+              </a:graphicData>
+            </a:graphic>
+          </wp:inline>
+        </w:drawing>
+      </w:r>
+    </w:p>
+    <w:p>
+      <w:pPr>
+        <w:pStyle w:val="Paragraphedeliste"/>
+      </w:pPr>
+    </w:p>
+    <w:p>
+      <w:pPr>
+        <w:pStyle w:val="Paragraphedeliste"/>
+      </w:pPr>
+      <w:r>
+        <w:rPr>
+          <w:noProof/>
+        </w:rPr>
+        <w:drawing>
+          <wp:inline distT="0" distB="0" distL="0" distR="0" wp14:anchorId="5CF5D066" wp14:editId="31D713AD">
+            <wp:extent cx="4930567" cy="1569856"/>
+            <wp:effectExtent l="0" t="0" r="3810" b="0"/>
+            <wp:docPr id="6" name="Image 6"/>
+            <wp:cNvGraphicFramePr>
+              <a:graphicFrameLocks xmlns:a="http://schemas.openxmlformats.org/drawingml/2006/main" noChangeAspect="1"/>
+            </wp:cNvGraphicFramePr>
+            <a:graphic xmlns:a="http://schemas.openxmlformats.org/drawingml/2006/main">
+              <a:graphicData uri="http://schemas.openxmlformats.org/drawingml/2006/picture">
+                <pic:pic xmlns:pic="http://schemas.openxmlformats.org/drawingml/2006/picture">
+                  <pic:nvPicPr>
+                    <pic:cNvPr id="6" name="Image 6"/>
+                    <pic:cNvPicPr/>
+                  </pic:nvPicPr>
+                  <pic:blipFill>
+                    <a:blip r:embed="rId11">
+                      <a:extLst>
+                        <a:ext uri="{28A0092B-C50C-407E-A947-70E740481C1C}">
+                          <a14:useLocalDpi xmlns:a14="http://schemas.microsoft.com/office/drawing/2010/main" val="0"/>
+                        </a:ext>
+                      </a:extLst>
+                    </a:blip>
+                    <a:stretch>
+                      <a:fillRect/>
+                    </a:stretch>
+                  </pic:blipFill>
+                  <pic:spPr>
+                    <a:xfrm>
+                      <a:off x="0" y="0"/>
+                      <a:ext cx="4930567" cy="1569856"/>
+                    </a:xfrm>
+                    <a:prstGeom prst="rect">
+                      <a:avLst/>
+                    </a:prstGeom>
+                  </pic:spPr>
+                </pic:pic>
+              </a:graphicData>
+            </a:graphic>
+          </wp:inline>
+        </w:drawing>
+      </w:r>
+    </w:p>
+    <w:p>
+      <w:pPr>
+        <w:pStyle w:val="Paragraphedeliste"/>
+      </w:pPr>
     </w:p>
     <w:p>
       <w:pPr>
@@ -349,8 +634,178 @@
         </w:numPr>
       </w:pPr>
       <w:r>
-        <w:t xml:space="preserve">Page d’accueil avec les derniers articles </w:t>
-      </w:r>
+        <w:t>CRUD article</w:t>
+      </w:r>
+    </w:p>
+    <w:p>
+      <w:pPr>
+        <w:pStyle w:val="Paragraphedeliste"/>
+      </w:pPr>
+      <w:r>
+        <w:rPr>
+          <w:noProof/>
+        </w:rPr>
+        <w:drawing>
+          <wp:inline distT="0" distB="0" distL="0" distR="0" wp14:anchorId="23747190" wp14:editId="4726B39F">
+            <wp:extent cx="5274310" cy="2499995"/>
+            <wp:effectExtent l="0" t="0" r="2540" b="0"/>
+            <wp:docPr id="4" name="Image 4"/>
+            <wp:cNvGraphicFramePr>
+              <a:graphicFrameLocks xmlns:a="http://schemas.openxmlformats.org/drawingml/2006/main" noChangeAspect="1"/>
+            </wp:cNvGraphicFramePr>
+            <a:graphic xmlns:a="http://schemas.openxmlformats.org/drawingml/2006/main">
+              <a:graphicData uri="http://schemas.openxmlformats.org/drawingml/2006/picture">
+                <pic:pic xmlns:pic="http://schemas.openxmlformats.org/drawingml/2006/picture">
+                  <pic:nvPicPr>
+                    <pic:cNvPr id="4" name="Image 4"/>
+                    <pic:cNvPicPr/>
+                  </pic:nvPicPr>
+                  <pic:blipFill>
+                    <a:blip r:embed="rId12" cstate="print">
+                      <a:extLst>
+                        <a:ext uri="{28A0092B-C50C-407E-A947-70E740481C1C}">
+                          <a14:useLocalDpi xmlns:a14="http://schemas.microsoft.com/office/drawing/2010/main" val="0"/>
+                        </a:ext>
+                      </a:extLst>
+                    </a:blip>
+                    <a:stretch>
+                      <a:fillRect/>
+                    </a:stretch>
+                  </pic:blipFill>
+                  <pic:spPr>
+                    <a:xfrm>
+                      <a:off x="0" y="0"/>
+                      <a:ext cx="5274310" cy="2499995"/>
+                    </a:xfrm>
+                    <a:prstGeom prst="rect">
+                      <a:avLst/>
+                    </a:prstGeom>
+                  </pic:spPr>
+                </pic:pic>
+              </a:graphicData>
+            </a:graphic>
+          </wp:inline>
+        </w:drawing>
+      </w:r>
+    </w:p>
+    <w:p>
+      <w:pPr>
+        <w:pStyle w:val="Paragraphedeliste"/>
+      </w:pPr>
+    </w:p>
+    <w:p>
+      <w:pPr>
+        <w:pStyle w:val="Paragraphedeliste"/>
+      </w:pPr>
+      <w:r>
+        <w:rPr>
+          <w:noProof/>
+        </w:rPr>
+        <w:lastRenderedPageBreak/>
+        <w:drawing>
+          <wp:inline distT="0" distB="0" distL="0" distR="0" wp14:anchorId="7DC04761" wp14:editId="66EEF4F3">
+            <wp:extent cx="5274310" cy="4405630"/>
+            <wp:effectExtent l="0" t="0" r="2540" b="0"/>
+            <wp:docPr id="5" name="Image 5"/>
+            <wp:cNvGraphicFramePr>
+              <a:graphicFrameLocks xmlns:a="http://schemas.openxmlformats.org/drawingml/2006/main" noChangeAspect="1"/>
+            </wp:cNvGraphicFramePr>
+            <a:graphic xmlns:a="http://schemas.openxmlformats.org/drawingml/2006/main">
+              <a:graphicData uri="http://schemas.openxmlformats.org/drawingml/2006/picture">
+                <pic:pic xmlns:pic="http://schemas.openxmlformats.org/drawingml/2006/picture">
+                  <pic:nvPicPr>
+                    <pic:cNvPr id="5" name="Image 5"/>
+                    <pic:cNvPicPr/>
+                  </pic:nvPicPr>
+                  <pic:blipFill>
+                    <a:blip r:embed="rId13">
+                      <a:extLst>
+                        <a:ext uri="{28A0092B-C50C-407E-A947-70E740481C1C}">
+                          <a14:useLocalDpi xmlns:a14="http://schemas.microsoft.com/office/drawing/2010/main" val="0"/>
+                        </a:ext>
+                      </a:extLst>
+                    </a:blip>
+                    <a:stretch>
+                      <a:fillRect/>
+                    </a:stretch>
+                  </pic:blipFill>
+                  <pic:spPr>
+                    <a:xfrm>
+                      <a:off x="0" y="0"/>
+                      <a:ext cx="5274310" cy="4405630"/>
+                    </a:xfrm>
+                    <a:prstGeom prst="rect">
+                      <a:avLst/>
+                    </a:prstGeom>
+                  </pic:spPr>
+                </pic:pic>
+              </a:graphicData>
+            </a:graphic>
+          </wp:inline>
+        </w:drawing>
+      </w:r>
+    </w:p>
+    <w:p>
+      <w:pPr>
+        <w:pStyle w:val="Paragraphedeliste"/>
+      </w:pPr>
+    </w:p>
+    <w:p>
+      <w:pPr>
+        <w:pStyle w:val="Paragraphedeliste"/>
+      </w:pPr>
+    </w:p>
+    <w:p>
+      <w:pPr>
+        <w:ind w:firstLine="720"/>
+        <w:rPr>
+          <w:sz w:val="40"/>
+          <w:szCs w:val="40"/>
+        </w:rPr>
+      </w:pPr>
+      <w:r>
+        <w:rPr>
+          <w:sz w:val="40"/>
+          <w:szCs w:val="40"/>
+        </w:rPr>
+        <w:t>FrontOffice</w:t>
+      </w:r>
+      <w:r>
+        <w:rPr>
+          <w:sz w:val="40"/>
+          <w:szCs w:val="40"/>
+        </w:rPr>
+        <w:t xml:space="preserve"> : </w:t>
+      </w:r>
+    </w:p>
+    <w:p>
+      <w:pPr>
+        <w:pStyle w:val="Paragraphedeliste"/>
+        <w:numPr>
+          <w:ilvl w:val="0"/>
+          <w:numId w:val="2"/>
+        </w:numPr>
+      </w:pPr>
+      <w:r>
+        <w:t xml:space="preserve">Page d’accueil avec les </w:t>
+      </w:r>
+      <w:r>
+        <w:rPr>
+          <w:lang w:val="en-US"/>
+        </w:rPr>
+        <w:t xml:space="preserve">10 </w:t>
+      </w:r>
+      <w:r>
+        <w:t xml:space="preserve">derniers articles </w:t>
+      </w:r>
+      <w:proofErr w:type="spellStart"/>
+      <w:r>
+        <w:rPr>
+          <w:lang w:val="en-US"/>
+        </w:rPr>
+        <w:t>publiés</w:t>
+      </w:r>
+      <w:proofErr w:type="spellEnd"/>
     </w:p>
     <w:p>
       <w:pPr>
@@ -381,7 +836,7 @@
                     <pic:cNvPicPr/>
                   </pic:nvPicPr>
                   <pic:blipFill>
-                    <a:blip r:embed="rId7" cstate="print">
+                    <a:blip r:embed="rId14" cstate="print">
                       <a:extLst>
                         <a:ext uri="{28A0092B-C50C-407E-A947-70E740481C1C}">
                           <a14:useLocalDpi xmlns:a14="http://schemas.microsoft.com/office/drawing/2010/main" val="0"/>
@@ -428,10 +883,7 @@
         <w:t>catégorie</w:t>
       </w:r>
       <w:r>
-        <w:t xml:space="preserve"> </w:t>
-      </w:r>
-      <w:r>
-        <w:t xml:space="preserve">(avec </w:t>
+        <w:t xml:space="preserve"> (avec </w:t>
       </w:r>
       <w:r>
         <w:t>‘</w:t>
@@ -443,25 +895,7 @@
         <w:t>’</w:t>
       </w:r>
       <w:r>
-        <w:t xml:space="preserve"> </w:t>
-      </w:r>
-      <w:r>
-        <w:t>si</w:t>
-      </w:r>
-      <w:r>
-        <w:t xml:space="preserve"> l</w:t>
-      </w:r>
-      <w:r>
-        <w:t>’</w:t>
-      </w:r>
-      <w:r>
-        <w:t>image</w:t>
-      </w:r>
-      <w:r>
-        <w:t xml:space="preserve"> ne s’affiche pas</w:t>
-      </w:r>
-      <w:r>
-        <w:t>)</w:t>
+        <w:t xml:space="preserve"> si l’image ne s’affiche pas)</w:t>
       </w:r>
     </w:p>
     <w:p>
@@ -493,7 +927,7 @@
                     <pic:cNvPicPr/>
                   </pic:nvPicPr>
                   <pic:blipFill>
-                    <a:blip r:embed="rId8" cstate="print">
+                    <a:blip r:embed="rId15" cstate="print">
                       <a:extLst>
                         <a:ext uri="{28A0092B-C50C-407E-A947-70E740481C1C}">
                           <a14:useLocalDpi xmlns:a14="http://schemas.microsoft.com/office/drawing/2010/main" val="0"/>
@@ -523,60 +957,45 @@
     <w:p>
       <w:pPr>
         <w:pStyle w:val="Paragraphedeliste"/>
+      </w:pPr>
+    </w:p>
+    <w:p>
+      <w:pPr>
+        <w:pStyle w:val="Paragraphedeliste"/>
         <w:numPr>
           <w:ilvl w:val="0"/>
           <w:numId w:val="2"/>
         </w:numPr>
-        <w:rPr>
-          <w:u w:val="single"/>
-        </w:rPr>
-      </w:pPr>
-      <w:r>
-        <w:rPr>
-          <w:u w:val="single"/>
-        </w:rPr>
-        <w:lastRenderedPageBreak/>
+      </w:pPr>
+      <w:r>
         <w:t>Détail</w:t>
       </w:r>
       <w:r>
-        <w:rPr>
-          <w:u w:val="single"/>
-        </w:rPr>
         <w:t xml:space="preserve"> </w:t>
       </w:r>
       <w:r>
-        <w:rPr>
-          <w:u w:val="single"/>
-        </w:rPr>
         <w:t>sur un</w:t>
       </w:r>
       <w:r>
-        <w:rPr>
-          <w:u w:val="single"/>
-        </w:rPr>
         <w:t xml:space="preserve"> article (avec image)</w:t>
       </w:r>
       <w:r>
-        <w:rPr>
-          <w:u w:val="single"/>
-        </w:rPr>
         <w:t xml:space="preserve"> :</w:t>
       </w:r>
     </w:p>
-    <w:p/>
-    <w:p>
-      <w:pPr>
-        <w:pStyle w:val="Paragraphedeliste"/>
+    <w:p>
+      <w:pPr>
+        <w:ind w:left="720"/>
       </w:pPr>
       <w:r>
         <w:rPr>
           <w:noProof/>
         </w:rPr>
         <w:drawing>
-          <wp:inline distT="0" distB="0" distL="0" distR="0" wp14:anchorId="2F3A2CD9" wp14:editId="5DF4453A">
-            <wp:extent cx="5274310" cy="2823210"/>
-            <wp:effectExtent l="0" t="0" r="2540" b="0"/>
-            <wp:docPr id="1819481247" name="Image 4"/>
+          <wp:inline distT="0" distB="0" distL="0" distR="0" wp14:anchorId="384FB20F" wp14:editId="50B854C4">
+            <wp:extent cx="5274310" cy="2494280"/>
+            <wp:effectExtent l="0" t="0" r="2540" b="1270"/>
+            <wp:docPr id="7" name="Image 7"/>
             <wp:cNvGraphicFramePr>
               <a:graphicFrameLocks xmlns:a="http://schemas.openxmlformats.org/drawingml/2006/main" noChangeAspect="1"/>
             </wp:cNvGraphicFramePr>
@@ -584,11 +1003,11 @@
               <a:graphicData uri="http://schemas.openxmlformats.org/drawingml/2006/picture">
                 <pic:pic xmlns:pic="http://schemas.openxmlformats.org/drawingml/2006/picture">
                   <pic:nvPicPr>
-                    <pic:cNvPr id="1819481247" name="Image 1819481247"/>
+                    <pic:cNvPr id="7" name="Image 7"/>
                     <pic:cNvPicPr/>
                   </pic:nvPicPr>
                   <pic:blipFill>
-                    <a:blip r:embed="rId9" cstate="print">
+                    <a:blip r:embed="rId16" cstate="print">
                       <a:extLst>
                         <a:ext uri="{28A0092B-C50C-407E-A947-70E740481C1C}">
                           <a14:useLocalDpi xmlns:a14="http://schemas.microsoft.com/office/drawing/2010/main" val="0"/>
@@ -602,7 +1021,7 @@
                   <pic:spPr>
                     <a:xfrm>
                       <a:off x="0" y="0"/>
-                      <a:ext cx="5274310" cy="2823210"/>
+                      <a:ext cx="5274310" cy="2494280"/>
                     </a:xfrm>
                     <a:prstGeom prst="rect">
                       <a:avLst/>
@@ -614,15 +1033,21 @@
           </wp:inline>
         </w:drawing>
       </w:r>
+    </w:p>
+    <w:p>
+      <w:pPr>
+        <w:ind w:left="720"/>
+      </w:pPr>
       <w:r>
         <w:rPr>
           <w:noProof/>
         </w:rPr>
+        <w:lastRenderedPageBreak/>
         <w:drawing>
-          <wp:inline distT="0" distB="0" distL="0" distR="0" wp14:anchorId="5E46A759" wp14:editId="6636C36E">
-            <wp:extent cx="5274310" cy="2832735"/>
-            <wp:effectExtent l="0" t="0" r="2540" b="5715"/>
-            <wp:docPr id="914294143" name="Image 5"/>
+          <wp:inline distT="0" distB="0" distL="0" distR="0" wp14:anchorId="21009588" wp14:editId="6B9822BA">
+            <wp:extent cx="5274310" cy="2483485"/>
+            <wp:effectExtent l="0" t="0" r="2540" b="0"/>
+            <wp:docPr id="8" name="Image 8"/>
             <wp:cNvGraphicFramePr>
               <a:graphicFrameLocks xmlns:a="http://schemas.openxmlformats.org/drawingml/2006/main" noChangeAspect="1"/>
             </wp:cNvGraphicFramePr>
@@ -630,11 +1055,11 @@
               <a:graphicData uri="http://schemas.openxmlformats.org/drawingml/2006/picture">
                 <pic:pic xmlns:pic="http://schemas.openxmlformats.org/drawingml/2006/picture">
                   <pic:nvPicPr>
-                    <pic:cNvPr id="914294143" name="Image 914294143"/>
+                    <pic:cNvPr id="8" name="Image 8"/>
                     <pic:cNvPicPr/>
                   </pic:nvPicPr>
                   <pic:blipFill>
-                    <a:blip r:embed="rId10" cstate="print">
+                    <a:blip r:embed="rId17" cstate="print">
                       <a:extLst>
                         <a:ext uri="{28A0092B-C50C-407E-A947-70E740481C1C}">
                           <a14:useLocalDpi xmlns:a14="http://schemas.microsoft.com/office/drawing/2010/main" val="0"/>
@@ -648,7 +1073,93 @@
                   <pic:spPr>
                     <a:xfrm>
                       <a:off x="0" y="0"/>
-                      <a:ext cx="5274310" cy="2832735"/>
+                      <a:ext cx="5274310" cy="2483485"/>
+                    </a:xfrm>
+                    <a:prstGeom prst="rect">
+                      <a:avLst/>
+                    </a:prstGeom>
+                  </pic:spPr>
+                </pic:pic>
+              </a:graphicData>
+            </a:graphic>
+          </wp:inline>
+        </w:drawing>
+      </w:r>
+    </w:p>
+    <w:p>
+      <w:pPr>
+        <w:ind w:left="720"/>
+      </w:pPr>
+    </w:p>
+    <w:p>
+      <w:pPr>
+        <w:pStyle w:val="Paragraphedeliste"/>
+        <w:numPr>
+          <w:ilvl w:val="0"/>
+          <w:numId w:val="2"/>
+        </w:numPr>
+        <w:rPr>
+          <w:lang w:val="en-US"/>
+        </w:rPr>
+      </w:pPr>
+      <w:r>
+        <w:rPr>
+          <w:lang w:val="en-US"/>
+        </w:rPr>
+        <w:t xml:space="preserve">Recherche d’un article par mot </w:t>
+      </w:r>
+      <w:proofErr w:type="spellStart"/>
+      <w:r>
+        <w:rPr>
+          <w:lang w:val="en-US"/>
+        </w:rPr>
+        <w:t>clé</w:t>
+      </w:r>
+      <w:proofErr w:type="spellEnd"/>
+    </w:p>
+    <w:p>
+      <w:pPr>
+        <w:pStyle w:val="Paragraphedeliste"/>
+        <w:rPr>
+          <w:lang w:val="en-US"/>
+        </w:rPr>
+      </w:pPr>
+      <w:r>
+        <w:rPr>
+          <w:noProof/>
+          <w:lang w:val="en-US"/>
+        </w:rPr>
+        <w:drawing>
+          <wp:inline distT="0" distB="0" distL="0" distR="0" wp14:anchorId="2B7B0DEC" wp14:editId="665DB897">
+            <wp:extent cx="5274310" cy="2480310"/>
+            <wp:effectExtent l="0" t="0" r="2540" b="0"/>
+            <wp:docPr id="9" name="Image 9"/>
+            <wp:cNvGraphicFramePr>
+              <a:graphicFrameLocks xmlns:a="http://schemas.openxmlformats.org/drawingml/2006/main" noChangeAspect="1"/>
+            </wp:cNvGraphicFramePr>
+            <a:graphic xmlns:a="http://schemas.openxmlformats.org/drawingml/2006/main">
+              <a:graphicData uri="http://schemas.openxmlformats.org/drawingml/2006/picture">
+                <pic:pic xmlns:pic="http://schemas.openxmlformats.org/drawingml/2006/picture">
+                  <pic:nvPicPr>
+                    <pic:cNvPr id="9" name="Image 9"/>
+                    <pic:cNvPicPr/>
+                  </pic:nvPicPr>
+                  <pic:blipFill>
+                    <a:blip r:embed="rId18" cstate="print">
+                      <a:extLst>
+                        <a:ext uri="{28A0092B-C50C-407E-A947-70E740481C1C}">
+                          <a14:useLocalDpi xmlns:a14="http://schemas.microsoft.com/office/drawing/2010/main" val="0"/>
+                        </a:ext>
+                      </a:extLst>
+                    </a:blip>
+                    <a:stretch>
+                      <a:fillRect/>
+                    </a:stretch>
+                  </pic:blipFill>
+                  <pic:spPr>
+                    <a:xfrm>
+                      <a:off x="0" y="0"/>
+                      <a:ext cx="5274310" cy="2480310"/>
                     </a:xfrm>
                     <a:prstGeom prst="rect">
                       <a:avLst/>
@@ -672,7 +1183,7 @@
 </file>
 
 <file path=word/numbering.xml><?xml version="1.0" encoding="utf-8"?>
-<w:numbering xmlns:wpc="http://schemas.microsoft.com/office/word/2010/wordprocessingCanvas" xmlns:cx="http://schemas.microsoft.com/office/drawing/2014/chartex" xmlns:cx1="http://schemas.microsoft.com/office/drawing/2015/9/8/chartex" xmlns:cx2="http://schemas.microsoft.com/office/drawing/2015/10/21/chartex" xmlns:cx3="http://schemas.microsoft.com/office/drawing/2016/5/9/chartex" xmlns:cx4="http://schemas.microsoft.com/office/drawing/2016/5/10/chartex" xmlns:cx5="http://schemas.microsoft.com/office/drawing/2016/5/11/chartex" xmlns:cx6="http://schemas.microsoft.com/office/drawing/2016/5/12/chartex" xmlns:cx7="http://schemas.microsoft.com/office/drawing/2016/5/13/chartex" xmlns:cx8="http://schemas.microsoft.com/office/drawing/2016/5/14/chartex" xmlns:mc="http://schemas.openxmlformats.org/markup-compatibility/2006" xmlns:aink="http://schemas.microsoft.com/office/drawing/2016/ink" xmlns:am3d="http://schemas.microsoft.com/office/drawing/2017/model3d" xmlns:o="urn:schemas-microsoft-com:office:office" xmlns:oel="http://schemas.microsoft.com/office/2019/extlst" xmlns:r="http://schemas.openxmlformats.org/officeDocument/2006/relationships" xmlns:m="http://schemas.openxmlformats.org/officeDocument/2006/math" xmlns:v="urn:schemas-microsoft-com:vml" xmlns:wp14="http://schemas.microsoft.com/office/word/2010/wordprocessingDrawing" xmlns:wp="http://schemas.openxmlformats.org/drawingml/2006/wordprocessingDrawing" xmlns:w10="urn:schemas-microsoft-com:office:word" xmlns:w="http://schemas.openxmlformats.org/wordprocessingml/2006/main" xmlns:w14="http://schemas.microsoft.com/office/word/2010/wordml" xmlns:w15="http://schemas.microsoft.com/office/word/2012/wordml" xmlns:w16cex="http://schemas.microsoft.com/office/word/2018/wordml/cex" xmlns:w16cid="http://schemas.microsoft.com/office/word/2016/wordml/cid" xmlns:w16="http://schemas.microsoft.com/office/word/2018/wordml" xmlns:w16du="http://schemas.microsoft.com/office/word/2023/wordml/word16du" xmlns:w16sdtdh="http://schemas.microsoft.com/office/word/2020/wordml/sdtdatahash" xmlns:w16sdtfl="http://schemas.microsoft.com/office/word/2024/wordml/sdtformatlock" xmlns:w16se="http://schemas.microsoft.com/office/word/2015/wordml/symex" xmlns:wpg="http://schemas.microsoft.com/office/word/2010/wordprocessingGroup" xmlns:wpi="http://schemas.microsoft.com/office/word/2010/wordprocessingInk" xmlns:wne="http://schemas.microsoft.com/office/word/2006/wordml" xmlns:wps="http://schemas.microsoft.com/office/word/2010/wordprocessingShape" mc:Ignorable="w14 w15 w16se w16cid w16 w16cex w16sdtdh w16sdtfl w16du wp14">
+<w:numbering xmlns:wpc="http://schemas.microsoft.com/office/word/2010/wordprocessingCanvas" xmlns:cx="http://schemas.microsoft.com/office/drawing/2014/chartex" xmlns:cx1="http://schemas.microsoft.com/office/drawing/2015/9/8/chartex" xmlns:cx2="http://schemas.microsoft.com/office/drawing/2015/10/21/chartex" xmlns:cx3="http://schemas.microsoft.com/office/drawing/2016/5/9/chartex" xmlns:cx4="http://schemas.microsoft.com/office/drawing/2016/5/10/chartex" xmlns:cx5="http://schemas.microsoft.com/office/drawing/2016/5/11/chartex" xmlns:cx6="http://schemas.microsoft.com/office/drawing/2016/5/12/chartex" xmlns:cx7="http://schemas.microsoft.com/office/drawing/2016/5/13/chartex" xmlns:cx8="http://schemas.microsoft.com/office/drawing/2016/5/14/chartex" xmlns:mc="http://schemas.openxmlformats.org/markup-compatibility/2006" xmlns:aink="http://schemas.microsoft.com/office/drawing/2016/ink" xmlns:am3d="http://schemas.microsoft.com/office/drawing/2017/model3d" xmlns:o="urn:schemas-microsoft-com:office:office" xmlns:r="http://schemas.openxmlformats.org/officeDocument/2006/relationships" xmlns:m="http://schemas.openxmlformats.org/officeDocument/2006/math" xmlns:v="urn:schemas-microsoft-com:vml" xmlns:wp14="http://schemas.microsoft.com/office/word/2010/wordprocessingDrawing" xmlns:wp="http://schemas.openxmlformats.org/drawingml/2006/wordprocessingDrawing" xmlns:w10="urn:schemas-microsoft-com:office:word" xmlns:w="http://schemas.openxmlformats.org/wordprocessingml/2006/main" xmlns:w14="http://schemas.microsoft.com/office/word/2010/wordml" xmlns:w15="http://schemas.microsoft.com/office/word/2012/wordml" xmlns:w16cex="http://schemas.microsoft.com/office/word/2018/wordml/cex" xmlns:w16cid="http://schemas.microsoft.com/office/word/2016/wordml/cid" xmlns:w16="http://schemas.microsoft.com/office/word/2018/wordml" xmlns:w16sdtdh="http://schemas.microsoft.com/office/word/2020/wordml/sdtdatahash" xmlns:w16se="http://schemas.microsoft.com/office/word/2015/wordml/symex" xmlns:wpg="http://schemas.microsoft.com/office/word/2010/wordprocessingGroup" xmlns:wpi="http://schemas.microsoft.com/office/word/2010/wordprocessingInk" xmlns:wne="http://schemas.microsoft.com/office/word/2006/wordml" xmlns:wps="http://schemas.microsoft.com/office/word/2010/wordprocessingShape" mc:Ignorable="w14 w15 w16se w16cid w16 w16cex w16sdtdh wp14">
   <w:abstractNum w:abstractNumId="0" w15:restartNumberingAfterBreak="0">
     <w:nsid w:val="0DC85FCE"/>
     <w:multiLevelType w:val="hybridMultilevel"/>
@@ -897,17 +1408,17 @@
       </w:rPr>
     </w:lvl>
   </w:abstractNum>
-  <w:num w:numId="1" w16cid:durableId="1488597504">
+  <w:num w:numId="1">
     <w:abstractNumId w:val="1"/>
   </w:num>
-  <w:num w:numId="2" w16cid:durableId="247077829">
+  <w:num w:numId="2">
     <w:abstractNumId w:val="0"/>
   </w:num>
 </w:numbering>
 </file>
 
 <file path=word/styles.xml><?xml version="1.0" encoding="utf-8"?>
-<w:styles xmlns:mc="http://schemas.openxmlformats.org/markup-compatibility/2006" xmlns:r="http://schemas.openxmlformats.org/officeDocument/2006/relationships" xmlns:w="http://schemas.openxmlformats.org/wordprocessingml/2006/main" xmlns:w14="http://schemas.microsoft.com/office/word/2010/wordml" xmlns:w15="http://schemas.microsoft.com/office/word/2012/wordml" xmlns:w16cex="http://schemas.microsoft.com/office/word/2018/wordml/cex" xmlns:w16cid="http://schemas.microsoft.com/office/word/2016/wordml/cid" xmlns:w16="http://schemas.microsoft.com/office/word/2018/wordml" xmlns:w16du="http://schemas.microsoft.com/office/word/2023/wordml/word16du" xmlns:w16sdtdh="http://schemas.microsoft.com/office/word/2020/wordml/sdtdatahash" xmlns:w16sdtfl="http://schemas.microsoft.com/office/word/2024/wordml/sdtformatlock" xmlns:w16se="http://schemas.microsoft.com/office/word/2015/wordml/symex" mc:Ignorable="w14 w15 w16se w16cid w16 w16cex w16sdtdh w16sdtfl w16du">
+<w:styles xmlns:mc="http://schemas.openxmlformats.org/markup-compatibility/2006" xmlns:r="http://schemas.openxmlformats.org/officeDocument/2006/relationships" xmlns:w="http://schemas.openxmlformats.org/wordprocessingml/2006/main" xmlns:w14="http://schemas.microsoft.com/office/word/2010/wordml" xmlns:w15="http://schemas.microsoft.com/office/word/2012/wordml" xmlns:w16cex="http://schemas.microsoft.com/office/word/2018/wordml/cex" xmlns:w16cid="http://schemas.microsoft.com/office/word/2016/wordml/cid" xmlns:w16="http://schemas.microsoft.com/office/word/2018/wordml" xmlns:w16sdtdh="http://schemas.microsoft.com/office/word/2020/wordml/sdtdatahash" xmlns:w16se="http://schemas.microsoft.com/office/word/2015/wordml/symex" mc:Ignorable="w14 w15 w16se w16cid w16 w16cex w16sdtdh">
   <w:docDefaults>
     <w:rPrDefault>
       <w:rPr>
@@ -915,7 +1426,7 @@
         <w:kern w:val="2"/>
         <w:sz w:val="24"/>
         <w:szCs w:val="24"/>
-        <w:lang w:val="fr-MG" w:eastAsia="zh-CN" w:bidi="he-IL"/>
+        <w:lang w:eastAsia="zh-CN" w:bidi="he-IL"/>
         <w14:ligatures w14:val="standardContextual"/>
       </w:rPr>
     </w:rPrDefault>
@@ -1509,6 +2020,7 @@
   <w:style w:type="character" w:default="1" w:styleId="Policepardfaut">
     <w:name w:val="Default Paragraph Font"/>
     <w:uiPriority w:val="1"/>
+    <w:semiHidden/>
     <w:unhideWhenUsed/>
   </w:style>
   <w:style w:type="table" w:default="1" w:styleId="TableauNormal">
@@ -1843,6 +2355,18 @@
     <w:rPr>
       <w:color w:val="605E5C"/>
       <w:shd w:val="clear" w:color="auto" w:fill="E1DFDD"/>
+    </w:rPr>
+  </w:style>
+  <w:style w:type="character" w:styleId="Lienhypertextesuivivisit">
+    <w:name w:val="FollowedHyperlink"/>
+    <w:basedOn w:val="Policepardfaut"/>
+    <w:uiPriority w:val="99"/>
+    <w:semiHidden/>
+    <w:unhideWhenUsed/>
+    <w:rsid w:val="00CA0C6C"/>
+    <w:rPr>
+      <w:color w:val="96607D" w:themeColor="followedHyperlink"/>
+      <w:u w:val="single"/>
     </w:rPr>
   </w:style>
 </w:styles>
